--- a/АБ-520_Юлов_ЛР3.docx
+++ b/АБ-520_Юлов_ЛР3.docx
@@ -137,7 +137,7 @@
                     <pic:cNvPicPr/>
                   </pic:nvPicPr>
                   <pic:blipFill>
-                    <a:blip r:embed="rId7"/>
+                    <a:blip r:embed="rId8"/>
                     <a:stretch>
                       <a:fillRect/>
                     </a:stretch>
@@ -468,6 +468,21 @@
         <w:t>Новосибирск 2026</w:t>
       </w:r>
     </w:p>
+    <w:p>
+      <w:pPr>
+        <w:pageBreakBefore/>
+        <w:spacing w:after="240"/>
+        <w:jc w:val="center"/>
+      </w:pPr>
+      <w:r>
+        <w:rPr>
+          <w:b/>
+          <w:bCs/>
+        </w:rPr>
+        <w:lastRenderedPageBreak/>
+        <w:t>СОДЕРЖАНИЕ</w:t>
+      </w:r>
+    </w:p>
     <w:sdt>
       <w:sdtPr>
         <w:alias w:val="Содержание"/>
@@ -478,8 +493,16 @@
           <w:pPr>
             <w:pStyle w:val="11"/>
             <w:tabs>
-              <w:tab w:val="right" w:leader="dot" w:pos="9355"/>
+              <w:tab w:val="right" w:leader="dot" w:pos="9345"/>
             </w:tabs>
+            <w:rPr>
+              <w:rFonts w:asciiTheme="minorHAnsi" w:eastAsiaTheme="minorEastAsia" w:hAnsiTheme="minorHAnsi" w:cstheme="minorBidi"/>
+              <w:noProof/>
+              <w:kern w:val="2"/>
+              <w:sz w:val="24"/>
+              <w:szCs w:val="24"/>
+              <w14:ligatures w14:val="standardContextual"/>
+            </w:rPr>
           </w:pPr>
           <w:r>
             <w:fldChar w:fldCharType="begin"/>
@@ -490,23 +513,53 @@
           <w:r>
             <w:fldChar w:fldCharType="separate"/>
           </w:r>
-          <w:hyperlink w:anchor="_Toc1" w:history="1">
-            <w:r>
+          <w:hyperlink w:anchor="_Toc244200736" w:history="1">
+            <w:r>
+              <w:rPr>
+                <w:rStyle w:val="a7"/>
+                <w:noProof/>
+              </w:rPr>
               <w:t>Введение</w:t>
             </w:r>
             <w:r>
+              <w:rPr>
+                <w:noProof/>
+              </w:rPr>
               <w:tab/>
             </w:r>
             <w:r>
+              <w:rPr>
+                <w:noProof/>
+              </w:rPr>
               <w:fldChar w:fldCharType="begin"/>
             </w:r>
             <w:r>
-              <w:instrText>PAGEREF _Toc1 \h</w:instrText>
-            </w:r>
-            <w:r>
+              <w:rPr>
+                <w:noProof/>
+              </w:rPr>
+              <w:instrText xml:space="preserve"> PAGEREF _Toc244200736 \h </w:instrText>
+            </w:r>
+            <w:r>
+              <w:rPr>
+                <w:noProof/>
+              </w:rPr>
+            </w:r>
+            <w:r>
+              <w:rPr>
+                <w:noProof/>
+              </w:rPr>
               <w:fldChar w:fldCharType="separate"/>
             </w:r>
             <w:r>
+              <w:rPr>
+                <w:noProof/>
+              </w:rPr>
+              <w:t>3</w:t>
+            </w:r>
+            <w:r>
+              <w:rPr>
+                <w:noProof/>
+              </w:rPr>
               <w:fldChar w:fldCharType="end"/>
             </w:r>
           </w:hyperlink>
@@ -515,26 +568,64 @@
           <w:pPr>
             <w:pStyle w:val="11"/>
             <w:tabs>
-              <w:tab w:val="right" w:leader="dot" w:pos="9355"/>
+              <w:tab w:val="right" w:leader="dot" w:pos="9345"/>
             </w:tabs>
+            <w:rPr>
+              <w:rFonts w:asciiTheme="minorHAnsi" w:eastAsiaTheme="minorEastAsia" w:hAnsiTheme="minorHAnsi" w:cstheme="minorBidi"/>
+              <w:noProof/>
+              <w:kern w:val="2"/>
+              <w:sz w:val="24"/>
+              <w:szCs w:val="24"/>
+              <w14:ligatures w14:val="standardContextual"/>
+            </w:rPr>
           </w:pPr>
-          <w:hyperlink w:anchor="_Toc2" w:history="1">
-            <w:r>
+          <w:hyperlink w:anchor="_Toc244200737" w:history="1">
+            <w:r>
+              <w:rPr>
+                <w:rStyle w:val="a7"/>
+                <w:noProof/>
+              </w:rPr>
               <w:t>Ход выполнения</w:t>
             </w:r>
             <w:r>
+              <w:rPr>
+                <w:noProof/>
+              </w:rPr>
               <w:tab/>
             </w:r>
             <w:r>
+              <w:rPr>
+                <w:noProof/>
+              </w:rPr>
               <w:fldChar w:fldCharType="begin"/>
             </w:r>
             <w:r>
-              <w:instrText>PAGEREF _Toc2 \h</w:instrText>
-            </w:r>
-            <w:r>
+              <w:rPr>
+                <w:noProof/>
+              </w:rPr>
+              <w:instrText xml:space="preserve"> PAGEREF _Toc244200737 \h </w:instrText>
+            </w:r>
+            <w:r>
+              <w:rPr>
+                <w:noProof/>
+              </w:rPr>
+            </w:r>
+            <w:r>
+              <w:rPr>
+                <w:noProof/>
+              </w:rPr>
               <w:fldChar w:fldCharType="separate"/>
             </w:r>
             <w:r>
+              <w:rPr>
+                <w:noProof/>
+              </w:rPr>
+              <w:t>4</w:t>
+            </w:r>
+            <w:r>
+              <w:rPr>
+                <w:noProof/>
+              </w:rPr>
               <w:fldChar w:fldCharType="end"/>
             </w:r>
           </w:hyperlink>
@@ -543,26 +634,64 @@
           <w:pPr>
             <w:pStyle w:val="20"/>
             <w:tabs>
-              <w:tab w:val="right" w:leader="dot" w:pos="9355"/>
+              <w:tab w:val="right" w:leader="dot" w:pos="9345"/>
             </w:tabs>
+            <w:rPr>
+              <w:rFonts w:asciiTheme="minorHAnsi" w:eastAsiaTheme="minorEastAsia" w:hAnsiTheme="minorHAnsi" w:cstheme="minorBidi"/>
+              <w:noProof/>
+              <w:kern w:val="2"/>
+              <w:sz w:val="24"/>
+              <w:szCs w:val="24"/>
+              <w14:ligatures w14:val="standardContextual"/>
+            </w:rPr>
           </w:pPr>
-          <w:hyperlink w:anchor="_Toc3" w:history="1">
-            <w:r>
+          <w:hyperlink w:anchor="_Toc244200738" w:history="1">
+            <w:r>
+              <w:rPr>
+                <w:rStyle w:val="a7"/>
+                <w:noProof/>
+              </w:rPr>
               <w:t>Задание</w:t>
             </w:r>
             <w:r>
+              <w:rPr>
+                <w:noProof/>
+              </w:rPr>
               <w:tab/>
             </w:r>
             <w:r>
+              <w:rPr>
+                <w:noProof/>
+              </w:rPr>
               <w:fldChar w:fldCharType="begin"/>
             </w:r>
             <w:r>
-              <w:instrText>PAGEREF _Toc3 \h</w:instrText>
-            </w:r>
-            <w:r>
+              <w:rPr>
+                <w:noProof/>
+              </w:rPr>
+              <w:instrText xml:space="preserve"> PAGEREF _Toc244200738 \h </w:instrText>
+            </w:r>
+            <w:r>
+              <w:rPr>
+                <w:noProof/>
+              </w:rPr>
+            </w:r>
+            <w:r>
+              <w:rPr>
+                <w:noProof/>
+              </w:rPr>
               <w:fldChar w:fldCharType="separate"/>
             </w:r>
             <w:r>
+              <w:rPr>
+                <w:noProof/>
+              </w:rPr>
+              <w:t>4</w:t>
+            </w:r>
+            <w:r>
+              <w:rPr>
+                <w:noProof/>
+              </w:rPr>
               <w:fldChar w:fldCharType="end"/>
             </w:r>
           </w:hyperlink>
@@ -571,26 +700,64 @@
           <w:pPr>
             <w:pStyle w:val="20"/>
             <w:tabs>
-              <w:tab w:val="right" w:leader="dot" w:pos="9355"/>
+              <w:tab w:val="right" w:leader="dot" w:pos="9345"/>
             </w:tabs>
+            <w:rPr>
+              <w:rFonts w:asciiTheme="minorHAnsi" w:eastAsiaTheme="minorEastAsia" w:hAnsiTheme="minorHAnsi" w:cstheme="minorBidi"/>
+              <w:noProof/>
+              <w:kern w:val="2"/>
+              <w:sz w:val="24"/>
+              <w:szCs w:val="24"/>
+              <w14:ligatures w14:val="standardContextual"/>
+            </w:rPr>
           </w:pPr>
-          <w:hyperlink w:anchor="_Toc10" w:history="1">
-            <w:r>
+          <w:hyperlink w:anchor="_Toc244200739" w:history="1">
+            <w:r>
+              <w:rPr>
+                <w:rStyle w:val="a7"/>
+                <w:noProof/>
+              </w:rPr>
               <w:t>Теоретическая часть</w:t>
             </w:r>
             <w:r>
+              <w:rPr>
+                <w:noProof/>
+              </w:rPr>
               <w:tab/>
             </w:r>
             <w:r>
+              <w:rPr>
+                <w:noProof/>
+              </w:rPr>
               <w:fldChar w:fldCharType="begin"/>
             </w:r>
             <w:r>
-              <w:instrText>PAGEREF _Toc10 \h</w:instrText>
-            </w:r>
-            <w:r>
+              <w:rPr>
+                <w:noProof/>
+              </w:rPr>
+              <w:instrText xml:space="preserve"> PAGEREF _Toc244200739 \h </w:instrText>
+            </w:r>
+            <w:r>
+              <w:rPr>
+                <w:noProof/>
+              </w:rPr>
+            </w:r>
+            <w:r>
+              <w:rPr>
+                <w:noProof/>
+              </w:rPr>
               <w:fldChar w:fldCharType="separate"/>
             </w:r>
             <w:r>
+              <w:rPr>
+                <w:noProof/>
+              </w:rPr>
+              <w:t>5</w:t>
+            </w:r>
+            <w:r>
+              <w:rPr>
+                <w:noProof/>
+              </w:rPr>
               <w:fldChar w:fldCharType="end"/>
             </w:r>
           </w:hyperlink>
@@ -599,26 +766,64 @@
           <w:pPr>
             <w:pStyle w:val="20"/>
             <w:tabs>
-              <w:tab w:val="right" w:leader="dot" w:pos="9355"/>
+              <w:tab w:val="right" w:leader="dot" w:pos="9345"/>
             </w:tabs>
+            <w:rPr>
+              <w:rFonts w:asciiTheme="minorHAnsi" w:eastAsiaTheme="minorEastAsia" w:hAnsiTheme="minorHAnsi" w:cstheme="minorBidi"/>
+              <w:noProof/>
+              <w:kern w:val="2"/>
+              <w:sz w:val="24"/>
+              <w:szCs w:val="24"/>
+              <w14:ligatures w14:val="standardContextual"/>
+            </w:rPr>
           </w:pPr>
-          <w:hyperlink w:anchor="_Toc30" w:history="1">
-            <w:r>
+          <w:hyperlink w:anchor="_Toc244200740" w:history="1">
+            <w:r>
+              <w:rPr>
+                <w:rStyle w:val="a7"/>
+                <w:noProof/>
+              </w:rPr>
               <w:t>Практическая часть</w:t>
             </w:r>
             <w:r>
+              <w:rPr>
+                <w:noProof/>
+              </w:rPr>
               <w:tab/>
             </w:r>
             <w:r>
+              <w:rPr>
+                <w:noProof/>
+              </w:rPr>
               <w:fldChar w:fldCharType="begin"/>
             </w:r>
             <w:r>
-              <w:instrText>PAGEREF _Toc30 \h</w:instrText>
-            </w:r>
-            <w:r>
+              <w:rPr>
+                <w:noProof/>
+              </w:rPr>
+              <w:instrText xml:space="preserve"> PAGEREF _Toc244200740 \h </w:instrText>
+            </w:r>
+            <w:r>
+              <w:rPr>
+                <w:noProof/>
+              </w:rPr>
+            </w:r>
+            <w:r>
+              <w:rPr>
+                <w:noProof/>
+              </w:rPr>
               <w:fldChar w:fldCharType="separate"/>
             </w:r>
             <w:r>
+              <w:rPr>
+                <w:noProof/>
+              </w:rPr>
+              <w:t>10</w:t>
+            </w:r>
+            <w:r>
+              <w:rPr>
+                <w:noProof/>
+              </w:rPr>
               <w:fldChar w:fldCharType="end"/>
             </w:r>
           </w:hyperlink>
@@ -627,26 +832,64 @@
           <w:pPr>
             <w:pStyle w:val="11"/>
             <w:tabs>
-              <w:tab w:val="right" w:leader="dot" w:pos="9355"/>
+              <w:tab w:val="right" w:leader="dot" w:pos="9345"/>
             </w:tabs>
+            <w:rPr>
+              <w:rFonts w:asciiTheme="minorHAnsi" w:eastAsiaTheme="minorEastAsia" w:hAnsiTheme="minorHAnsi" w:cstheme="minorBidi"/>
+              <w:noProof/>
+              <w:kern w:val="2"/>
+              <w:sz w:val="24"/>
+              <w:szCs w:val="24"/>
+              <w14:ligatures w14:val="standardContextual"/>
+            </w:rPr>
           </w:pPr>
-          <w:hyperlink w:anchor="_Toc20" w:history="1">
-            <w:r>
+          <w:hyperlink w:anchor="_Toc244200741" w:history="1">
+            <w:r>
+              <w:rPr>
+                <w:rStyle w:val="a7"/>
+                <w:noProof/>
+              </w:rPr>
               <w:t>Вывод</w:t>
             </w:r>
             <w:r>
+              <w:rPr>
+                <w:noProof/>
+              </w:rPr>
               <w:tab/>
             </w:r>
             <w:r>
+              <w:rPr>
+                <w:noProof/>
+              </w:rPr>
               <w:fldChar w:fldCharType="begin"/>
             </w:r>
             <w:r>
-              <w:instrText>PAGEREF _Toc20 \h</w:instrText>
-            </w:r>
-            <w:r>
+              <w:rPr>
+                <w:noProof/>
+              </w:rPr>
+              <w:instrText xml:space="preserve"> PAGEREF _Toc244200741 \h </w:instrText>
+            </w:r>
+            <w:r>
+              <w:rPr>
+                <w:noProof/>
+              </w:rPr>
+            </w:r>
+            <w:r>
+              <w:rPr>
+                <w:noProof/>
+              </w:rPr>
               <w:fldChar w:fldCharType="separate"/>
             </w:r>
             <w:r>
+              <w:rPr>
+                <w:noProof/>
+              </w:rPr>
+              <w:t>21</w:t>
+            </w:r>
+            <w:r>
+              <w:rPr>
+                <w:noProof/>
+              </w:rPr>
               <w:fldChar w:fldCharType="end"/>
             </w:r>
           </w:hyperlink>
@@ -655,26 +898,64 @@
           <w:pPr>
             <w:pStyle w:val="11"/>
             <w:tabs>
-              <w:tab w:val="right" w:leader="dot" w:pos="9355"/>
+              <w:tab w:val="right" w:leader="dot" w:pos="9345"/>
             </w:tabs>
+            <w:rPr>
+              <w:rFonts w:asciiTheme="minorHAnsi" w:eastAsiaTheme="minorEastAsia" w:hAnsiTheme="minorHAnsi" w:cstheme="minorBidi"/>
+              <w:noProof/>
+              <w:kern w:val="2"/>
+              <w:sz w:val="24"/>
+              <w:szCs w:val="24"/>
+              <w14:ligatures w14:val="standardContextual"/>
+            </w:rPr>
           </w:pPr>
-          <w:hyperlink w:anchor="_Toc21" w:history="1">
-            <w:r>
+          <w:hyperlink w:anchor="_Toc244200742" w:history="1">
+            <w:r>
+              <w:rPr>
+                <w:rStyle w:val="a7"/>
+                <w:noProof/>
+              </w:rPr>
               <w:t>Приложение А</w:t>
             </w:r>
             <w:r>
+              <w:rPr>
+                <w:noProof/>
+              </w:rPr>
               <w:tab/>
             </w:r>
             <w:r>
+              <w:rPr>
+                <w:noProof/>
+              </w:rPr>
               <w:fldChar w:fldCharType="begin"/>
             </w:r>
             <w:r>
-              <w:instrText>PAGEREF _Toc21 \h</w:instrText>
-            </w:r>
-            <w:r>
+              <w:rPr>
+                <w:noProof/>
+              </w:rPr>
+              <w:instrText xml:space="preserve"> PAGEREF _Toc244200742 \h </w:instrText>
+            </w:r>
+            <w:r>
+              <w:rPr>
+                <w:noProof/>
+              </w:rPr>
+            </w:r>
+            <w:r>
+              <w:rPr>
+                <w:noProof/>
+              </w:rPr>
               <w:fldChar w:fldCharType="separate"/>
             </w:r>
             <w:r>
+              <w:rPr>
+                <w:noProof/>
+              </w:rPr>
+              <w:t>22</w:t>
+            </w:r>
+            <w:r>
+              <w:rPr>
+                <w:noProof/>
+              </w:rPr>
               <w:fldChar w:fldCharType="end"/>
             </w:r>
           </w:hyperlink>
@@ -683,26 +964,64 @@
           <w:pPr>
             <w:pStyle w:val="11"/>
             <w:tabs>
-              <w:tab w:val="right" w:leader="dot" w:pos="9355"/>
+              <w:tab w:val="right" w:leader="dot" w:pos="9345"/>
             </w:tabs>
+            <w:rPr>
+              <w:rFonts w:asciiTheme="minorHAnsi" w:eastAsiaTheme="minorEastAsia" w:hAnsiTheme="minorHAnsi" w:cstheme="minorBidi"/>
+              <w:noProof/>
+              <w:kern w:val="2"/>
+              <w:sz w:val="24"/>
+              <w:szCs w:val="24"/>
+              <w14:ligatures w14:val="standardContextual"/>
+            </w:rPr>
           </w:pPr>
-          <w:hyperlink w:anchor="_Toc22" w:history="1">
-            <w:r>
+          <w:hyperlink w:anchor="_Toc244200743" w:history="1">
+            <w:r>
+              <w:rPr>
+                <w:rStyle w:val="a7"/>
+                <w:noProof/>
+              </w:rPr>
               <w:t>Список использованных источников</w:t>
             </w:r>
             <w:r>
+              <w:rPr>
+                <w:noProof/>
+              </w:rPr>
               <w:tab/>
             </w:r>
             <w:r>
+              <w:rPr>
+                <w:noProof/>
+              </w:rPr>
               <w:fldChar w:fldCharType="begin"/>
             </w:r>
             <w:r>
-              <w:instrText>PAGEREF _Toc22 \h</w:instrText>
-            </w:r>
-            <w:r>
+              <w:rPr>
+                <w:noProof/>
+              </w:rPr>
+              <w:instrText xml:space="preserve"> PAGEREF _Toc244200743 \h </w:instrText>
+            </w:r>
+            <w:r>
+              <w:rPr>
+                <w:noProof/>
+              </w:rPr>
+            </w:r>
+            <w:r>
+              <w:rPr>
+                <w:noProof/>
+              </w:rPr>
               <w:fldChar w:fldCharType="separate"/>
             </w:r>
             <w:r>
+              <w:rPr>
+                <w:noProof/>
+              </w:rPr>
+              <w:t>23</w:t>
+            </w:r>
+            <w:r>
+              <w:rPr>
+                <w:noProof/>
+              </w:rPr>
               <w:fldChar w:fldCharType="end"/>
             </w:r>
           </w:hyperlink>
@@ -720,7 +1039,7 @@
         <w:pageBreakBefore/>
         <w:spacing w:after="240"/>
       </w:pPr>
-      <w:bookmarkStart w:id="0" w:name="_Toc1"/>
+      <w:bookmarkStart w:id="0" w:name="_Toc244200736"/>
       <w:r>
         <w:lastRenderedPageBreak/>
         <w:t>Введение</w:t>
@@ -753,7 +1072,7 @@
         <w:pageBreakBefore/>
         <w:spacing w:after="240"/>
       </w:pPr>
-      <w:bookmarkStart w:id="1" w:name="_Toc2"/>
+      <w:bookmarkStart w:id="1" w:name="_Toc244200737"/>
       <w:r>
         <w:lastRenderedPageBreak/>
         <w:t>Ход выполнения</w:t>
@@ -766,7 +1085,7 @@
         <w:keepNext/>
         <w:spacing w:before="360" w:after="120"/>
       </w:pPr>
-      <w:bookmarkStart w:id="2" w:name="_Toc3"/>
+      <w:bookmarkStart w:id="2" w:name="_Toc244200738"/>
       <w:r>
         <w:t>Задание</w:t>
       </w:r>
@@ -917,7 +1236,7 @@
         <w:pageBreakBefore/>
         <w:spacing w:after="120"/>
       </w:pPr>
-      <w:bookmarkStart w:id="3" w:name="_Toc10"/>
+      <w:bookmarkStart w:id="3" w:name="_Toc244200739"/>
       <w:r>
         <w:lastRenderedPageBreak/>
         <w:t>Теоретическая часть</w:t>
@@ -2384,7 +2703,7 @@
         <w:pageBreakBefore/>
         <w:spacing w:after="120"/>
       </w:pPr>
-      <w:bookmarkStart w:id="13" w:name="_Toc30"/>
+      <w:bookmarkStart w:id="13" w:name="_Toc244200740"/>
       <w:r>
         <w:lastRenderedPageBreak/>
         <w:t>Практическая часть</w:t>
@@ -2436,33 +2755,42 @@
       </w:r>
     </w:p>
     <w:p>
-      <w:r>
-        <w:rPr>
-          <w:rFonts w:ascii="Courier New" w:eastAsia="Courier New" w:hAnsi="Courier New" w:cs="Courier New"/>
-          <w:sz w:val="20"/>
-          <w:szCs w:val="20"/>
+      <w:pPr>
+        <w:spacing w:line="276" w:lineRule="auto"/>
+        <w:ind w:left="709"/>
+      </w:pPr>
+      <w:r>
+        <w:rPr>
+          <w:sz w:val="24"/>
+          <w:szCs w:val="24"/>
         </w:rPr>
         <w:t>Бинарный:  "LR3B" | u8 длина имени типа | имя типа | u32 количество | количество x (u32 длина | байты), little-endian</w:t>
       </w:r>
     </w:p>
     <w:p>
-      <w:r>
-        <w:rPr>
-          <w:rFonts w:ascii="Courier New" w:eastAsia="Courier New" w:hAnsi="Courier New" w:cs="Courier New"/>
-          <w:sz w:val="20"/>
-          <w:szCs w:val="20"/>
+      <w:pPr>
+        <w:spacing w:line="276" w:lineRule="auto"/>
+        <w:ind w:left="709"/>
+      </w:pPr>
+      <w:r>
+        <w:rPr>
+          <w:sz w:val="24"/>
+          <w:szCs w:val="24"/>
         </w:rPr>
         <w:t>Текстовый: первая строка "LR3T &lt;имя типа&gt; &lt;количество&gt;", далее по одной строке на элемент;</w:t>
       </w:r>
     </w:p>
     <w:p>
-      <w:r>
-        <w:rPr>
-          <w:rFonts w:ascii="Courier New" w:eastAsia="Courier New" w:hAnsi="Courier New" w:cs="Courier New"/>
-          <w:sz w:val="20"/>
-          <w:szCs w:val="20"/>
-        </w:rPr>
-        <w:t xml:space="preserve">           символы \, перевод строки и CR экранируются (\\, \n, \r)</w:t>
+      <w:pPr>
+        <w:spacing w:line="276" w:lineRule="auto"/>
+        <w:ind w:left="709"/>
+      </w:pPr>
+      <w:r>
+        <w:rPr>
+          <w:sz w:val="24"/>
+          <w:szCs w:val="24"/>
+        </w:rPr>
+        <w:t>символы \, перевод строки и CR экранируются (\\, \n, \r)</w:t>
       </w:r>
     </w:p>
     <w:p>
@@ -2482,7 +2810,11 @@
         <w:jc w:val="both"/>
       </w:pPr>
       <w:r>
-        <w:t>Проведём тестирование программы (Рисунок 1, Рисунок 2). Показаны круговые преобразования для всех структур, текстовый файл стека и шестнадцатеричный дамп бинарного файла: сигнатура LR3B, длина имени 05, имя Stack, количество 5, затем пять элементов в формате «длина — байты».</w:t>
+        <w:t xml:space="preserve">Проведём тестирование программы (Рисунок 1, Рисунок 2). Показаны круговые преобразования для всех структур, текстовый файл стека и шестнадцатеричный дамп бинарного файла: сигнатура LR3B, длина имени 05, </w:t>
+      </w:r>
+      <w:r>
+        <w:lastRenderedPageBreak/>
+        <w:t>имя Stack, количество 5, затем пять элементов в формате «длина — байты».</w:t>
       </w:r>
       <w:r>
         <w:rPr>
@@ -2511,7 +2843,7 @@
                     <pic:cNvPicPr/>
                   </pic:nvPicPr>
                   <pic:blipFill>
-                    <a:blip r:embed="rId8">
+                    <a:blip r:embed="rId9">
                       <a:extLst>
                         <a:ext uri="{28A0092B-C50C-407E-A947-70E740481C1C}">
                           <a14:useLocalDpi xmlns:a14="http://schemas.microsoft.com/office/drawing/2010/main" val="0"/>
@@ -2544,7 +2876,6 @@
         <w:jc w:val="center"/>
       </w:pPr>
       <w:r>
-        <w:lastRenderedPageBreak/>
         <w:t>Рисунок 1 – Сериализация и десериализация (C++)</w:t>
       </w:r>
     </w:p>
@@ -2583,7 +2914,7 @@
                     <pic:cNvPicPr/>
                   </pic:nvPicPr>
                   <pic:blipFill>
-                    <a:blip r:embed="rId9">
+                    <a:blip r:embed="rId10">
                       <a:extLst>
                         <a:ext uri="{28A0092B-C50C-407E-A947-70E740481C1C}">
                           <a14:useLocalDpi xmlns:a14="http://schemas.microsoft.com/office/drawing/2010/main" val="0"/>
@@ -2661,7 +2992,6 @@
         <w:jc w:val="both"/>
       </w:pPr>
       <w:r>
-        <w:lastRenderedPageBreak/>
         <w:t>Проведём тестирование программы (Рисунки 3–7). Все 63 теста на C++ и все тесты на Go пройдены; покрытие строк C++ составило 98,8 %, покрытие операторов Go — 98,8 %, что выше требуемых 85 %.</w:t>
       </w:r>
     </w:p>
@@ -2678,6 +3008,7 @@
           <w:noProof/>
           <w:lang w:val="en-US"/>
         </w:rPr>
+        <w:lastRenderedPageBreak/>
         <w:drawing>
           <wp:inline distT="0" distB="0" distL="0" distR="0">
             <wp:extent cx="5031780" cy="7746715"/>
@@ -2694,7 +3025,7 @@
                     <pic:cNvPicPr/>
                   </pic:nvPicPr>
                   <pic:blipFill>
-                    <a:blip r:embed="rId10">
+                    <a:blip r:embed="rId11">
                       <a:extLst>
                         <a:ext uri="{28A0092B-C50C-407E-A947-70E740481C1C}">
                           <a14:useLocalDpi xmlns:a14="http://schemas.microsoft.com/office/drawing/2010/main" val="0"/>
@@ -2749,6 +3080,7 @@
           <w:noProof/>
           <w:lang w:val="en-US"/>
         </w:rPr>
+        <w:lastRenderedPageBreak/>
         <w:drawing>
           <wp:inline distT="0" distB="0" distL="0" distR="0">
             <wp:extent cx="5940425" cy="2445385"/>
@@ -2765,7 +3097,7 @@
                     <pic:cNvPicPr/>
                   </pic:nvPicPr>
                   <pic:blipFill>
-                    <a:blip r:embed="rId11">
+                    <a:blip r:embed="rId12">
                       <a:extLst>
                         <a:ext uri="{28A0092B-C50C-407E-A947-70E740481C1C}">
                           <a14:useLocalDpi xmlns:a14="http://schemas.microsoft.com/office/drawing/2010/main" val="0"/>
@@ -2835,7 +3167,7 @@
                     <pic:cNvPicPr/>
                   </pic:nvPicPr>
                   <pic:blipFill>
-                    <a:blip r:embed="rId12">
+                    <a:blip r:embed="rId13">
                       <a:extLst>
                         <a:ext uri="{28A0092B-C50C-407E-A947-70E740481C1C}">
                           <a14:useLocalDpi xmlns:a14="http://schemas.microsoft.com/office/drawing/2010/main" val="0"/>
@@ -2909,7 +3241,7 @@
                     <pic:cNvPicPr/>
                   </pic:nvPicPr>
                   <pic:blipFill>
-                    <a:blip r:embed="rId13">
+                    <a:blip r:embed="rId14">
                       <a:extLst>
                         <a:ext uri="{28A0092B-C50C-407E-A947-70E740481C1C}">
                           <a14:useLocalDpi xmlns:a14="http://schemas.microsoft.com/office/drawing/2010/main" val="0"/>
@@ -2987,7 +3319,7 @@
                     <pic:cNvPicPr/>
                   </pic:nvPicPr>
                   <pic:blipFill>
-                    <a:blip r:embed="rId14">
+                    <a:blip r:embed="rId15">
                       <a:extLst>
                         <a:ext uri="{28A0092B-C50C-407E-A947-70E740481C1C}">
                           <a14:useLocalDpi xmlns:a14="http://schemas.microsoft.com/office/drawing/2010/main" val="0"/>
@@ -3088,7 +3420,7 @@
                     <pic:cNvPicPr/>
                   </pic:nvPicPr>
                   <pic:blipFill>
-                    <a:blip r:embed="rId15">
+                    <a:blip r:embed="rId16">
                       <a:extLst>
                         <a:ext uri="{28A0092B-C50C-407E-A947-70E740481C1C}">
                           <a14:useLocalDpi xmlns:a14="http://schemas.microsoft.com/office/drawing/2010/main" val="0"/>
@@ -3161,7 +3493,7 @@
                     <pic:cNvPicPr/>
                   </pic:nvPicPr>
                   <pic:blipFill>
-                    <a:blip r:embed="rId16">
+                    <a:blip r:embed="rId17">
                       <a:extLst>
                         <a:ext uri="{28A0092B-C50C-407E-A947-70E740481C1C}">
                           <a14:useLocalDpi xmlns:a14="http://schemas.microsoft.com/office/drawing/2010/main" val="0"/>
@@ -3222,6 +3554,7 @@
           <w:sz w:val="24"/>
           <w:szCs w:val="24"/>
         </w:rPr>
+        <w:lastRenderedPageBreak/>
         <w:t>Таблица 1 – Сложность операций (BigO)</w:t>
       </w:r>
     </w:p>
@@ -3246,6 +3579,7 @@
       </w:tblGrid>
       <w:tr>
         <w:trPr>
+          <w:cantSplit/>
           <w:tblHeader/>
         </w:trPr>
         <w:tc>
@@ -3265,6 +3599,9 @@
             </w:tcMar>
           </w:tcPr>
           <w:p>
+            <w:pPr>
+              <w:keepNext/>
+            </w:pPr>
             <w:r>
               <w:rPr>
                 <w:b/>
@@ -3293,6 +3630,9 @@
             </w:tcMar>
           </w:tcPr>
           <w:p>
+            <w:pPr>
+              <w:keepNext/>
+            </w:pPr>
             <w:r>
               <w:rPr>
                 <w:b/>
@@ -3321,6 +3661,9 @@
             </w:tcMar>
           </w:tcPr>
           <w:p>
+            <w:pPr>
+              <w:keepNext/>
+            </w:pPr>
             <w:r>
               <w:rPr>
                 <w:b/>
@@ -3349,6 +3692,9 @@
             </w:tcMar>
           </w:tcPr>
           <w:p>
+            <w:pPr>
+              <w:keepNext/>
+            </w:pPr>
             <w:r>
               <w:rPr>
                 <w:b/>
@@ -3379,6 +3725,9 @@
             </w:tcMar>
           </w:tcPr>
           <w:p>
+            <w:pPr>
+              <w:keepNext/>
+            </w:pPr>
             <w:r>
               <w:rPr>
                 <w:sz w:val="22"/>
@@ -3405,6 +3754,9 @@
             </w:tcMar>
           </w:tcPr>
           <w:p>
+            <w:pPr>
+              <w:keepNext/>
+            </w:pPr>
             <w:r>
               <w:rPr>
                 <w:sz w:val="22"/>
@@ -3431,6 +3783,9 @@
             </w:tcMar>
           </w:tcPr>
           <w:p>
+            <w:pPr>
+              <w:keepNext/>
+            </w:pPr>
             <w:r>
               <w:rPr>
                 <w:sz w:val="22"/>
@@ -3457,6 +3812,9 @@
             </w:tcMar>
           </w:tcPr>
           <w:p>
+            <w:pPr>
+              <w:keepNext/>
+            </w:pPr>
             <w:r>
               <w:rPr>
                 <w:sz w:val="22"/>
@@ -3485,12 +3843,14 @@
             </w:tcMar>
           </w:tcPr>
           <w:p>
+            <w:pPr>
+              <w:keepNext/>
+            </w:pPr>
             <w:r>
               <w:rPr>
                 <w:sz w:val="22"/>
                 <w:szCs w:val="22"/>
               </w:rPr>
-              <w:lastRenderedPageBreak/>
               <w:t>Односвязный список</w:t>
             </w:r>
           </w:p>
@@ -3512,6 +3872,9 @@
             </w:tcMar>
           </w:tcPr>
           <w:p>
+            <w:pPr>
+              <w:keepNext/>
+            </w:pPr>
             <w:r>
               <w:rPr>
                 <w:sz w:val="22"/>
@@ -3538,6 +3901,9 @@
             </w:tcMar>
           </w:tcPr>
           <w:p>
+            <w:pPr>
+              <w:keepNext/>
+            </w:pPr>
             <w:r>
               <w:rPr>
                 <w:sz w:val="22"/>
@@ -3564,6 +3930,9 @@
             </w:tcMar>
           </w:tcPr>
           <w:p>
+            <w:pPr>
+              <w:keepNext/>
+            </w:pPr>
             <w:r>
               <w:rPr>
                 <w:sz w:val="22"/>
@@ -3592,6 +3961,9 @@
             </w:tcMar>
           </w:tcPr>
           <w:p>
+            <w:pPr>
+              <w:keepNext/>
+            </w:pPr>
             <w:r>
               <w:rPr>
                 <w:sz w:val="22"/>
@@ -3618,6 +3990,9 @@
             </w:tcMar>
           </w:tcPr>
           <w:p>
+            <w:pPr>
+              <w:keepNext/>
+            </w:pPr>
             <w:r>
               <w:rPr>
                 <w:sz w:val="22"/>
@@ -3644,6 +4019,9 @@
             </w:tcMar>
           </w:tcPr>
           <w:p>
+            <w:pPr>
+              <w:keepNext/>
+            </w:pPr>
             <w:r>
               <w:rPr>
                 <w:sz w:val="22"/>
@@ -3670,6 +4048,9 @@
             </w:tcMar>
           </w:tcPr>
           <w:p>
+            <w:pPr>
+              <w:keepNext/>
+            </w:pPr>
             <w:r>
               <w:rPr>
                 <w:sz w:val="22"/>
@@ -3698,6 +4079,9 @@
             </w:tcMar>
           </w:tcPr>
           <w:p>
+            <w:pPr>
+              <w:keepNext/>
+            </w:pPr>
             <w:r>
               <w:rPr>
                 <w:sz w:val="22"/>
@@ -3724,6 +4108,9 @@
             </w:tcMar>
           </w:tcPr>
           <w:p>
+            <w:pPr>
+              <w:keepNext/>
+            </w:pPr>
             <w:r>
               <w:rPr>
                 <w:sz w:val="22"/>
@@ -3750,6 +4137,9 @@
             </w:tcMar>
           </w:tcPr>
           <w:p>
+            <w:pPr>
+              <w:keepNext/>
+            </w:pPr>
             <w:r>
               <w:rPr>
                 <w:sz w:val="22"/>
@@ -3776,6 +4166,9 @@
             </w:tcMar>
           </w:tcPr>
           <w:p>
+            <w:pPr>
+              <w:keepNext/>
+            </w:pPr>
             <w:r>
               <w:rPr>
                 <w:sz w:val="22"/>
@@ -3804,6 +4197,9 @@
             </w:tcMar>
           </w:tcPr>
           <w:p>
+            <w:pPr>
+              <w:keepNext/>
+            </w:pPr>
             <w:r>
               <w:rPr>
                 <w:sz w:val="22"/>
@@ -3830,6 +4226,9 @@
             </w:tcMar>
           </w:tcPr>
           <w:p>
+            <w:pPr>
+              <w:keepNext/>
+            </w:pPr>
             <w:r>
               <w:rPr>
                 <w:sz w:val="22"/>
@@ -3856,6 +4255,9 @@
             </w:tcMar>
           </w:tcPr>
           <w:p>
+            <w:pPr>
+              <w:keepNext/>
+            </w:pPr>
             <w:r>
               <w:rPr>
                 <w:sz w:val="22"/>
@@ -3882,6 +4284,9 @@
             </w:tcMar>
           </w:tcPr>
           <w:p>
+            <w:pPr>
+              <w:keepNext/>
+            </w:pPr>
             <w:r>
               <w:rPr>
                 <w:sz w:val="22"/>
@@ -3910,6 +4315,9 @@
             </w:tcMar>
           </w:tcPr>
           <w:p>
+            <w:pPr>
+              <w:keepNext/>
+            </w:pPr>
             <w:r>
               <w:rPr>
                 <w:sz w:val="22"/>
@@ -3936,6 +4344,9 @@
             </w:tcMar>
           </w:tcPr>
           <w:p>
+            <w:pPr>
+              <w:keepNext/>
+            </w:pPr>
             <w:r>
               <w:rPr>
                 <w:sz w:val="22"/>
@@ -3962,6 +4373,9 @@
             </w:tcMar>
           </w:tcPr>
           <w:p>
+            <w:pPr>
+              <w:keepNext/>
+            </w:pPr>
             <w:r>
               <w:rPr>
                 <w:sz w:val="22"/>
@@ -3988,6 +4402,9 @@
             </w:tcMar>
           </w:tcPr>
           <w:p>
+            <w:pPr>
+              <w:keepNext/>
+            </w:pPr>
             <w:r>
               <w:rPr>
                 <w:sz w:val="22"/>
@@ -4016,6 +4433,9 @@
             </w:tcMar>
           </w:tcPr>
           <w:p>
+            <w:pPr>
+              <w:keepNext/>
+            </w:pPr>
             <w:r>
               <w:rPr>
                 <w:sz w:val="22"/>
@@ -4042,6 +4462,9 @@
             </w:tcMar>
           </w:tcPr>
           <w:p>
+            <w:pPr>
+              <w:keepNext/>
+            </w:pPr>
             <w:r>
               <w:rPr>
                 <w:sz w:val="22"/>
@@ -4068,6 +4491,9 @@
             </w:tcMar>
           </w:tcPr>
           <w:p>
+            <w:pPr>
+              <w:keepNext/>
+            </w:pPr>
             <w:r>
               <w:rPr>
                 <w:sz w:val="22"/>
@@ -4094,6 +4520,9 @@
             </w:tcMar>
           </w:tcPr>
           <w:p>
+            <w:pPr>
+              <w:keepNext/>
+            </w:pPr>
             <w:r>
               <w:rPr>
                 <w:sz w:val="22"/>
@@ -4105,6 +4534,11 @@
         </w:tc>
       </w:tr>
     </w:tbl>
+    <w:p>
+      <w:pPr>
+        <w:spacing w:line="360" w:lineRule="auto"/>
+      </w:pPr>
+    </w:p>
     <w:p>
       <w:pPr>
         <w:spacing w:line="360" w:lineRule="auto"/>
@@ -4157,7 +4591,7 @@
                     <pic:cNvPicPr/>
                   </pic:nvPicPr>
                   <pic:blipFill>
-                    <a:blip r:embed="rId17">
+                    <a:blip r:embed="rId18">
                       <a:extLst>
                         <a:ext uri="{28A0092B-C50C-407E-A947-70E740481C1C}">
                           <a14:useLocalDpi xmlns:a14="http://schemas.microsoft.com/office/drawing/2010/main" val="0"/>
@@ -4205,28 +4639,19 @@
         <w:jc w:val="both"/>
       </w:pPr>
       <w:r>
+        <w:lastRenderedPageBreak/>
         <w:t>Замечаний нет, проверка пройдена.</w:t>
       </w:r>
     </w:p>
     <w:p>
       <w:pPr>
+        <w:keepNext/>
         <w:spacing w:line="360" w:lineRule="auto"/>
         <w:ind w:firstLine="709"/>
         <w:jc w:val="both"/>
-        <w:sectPr>
-          <w:footerReference w:type="default" r:id="rId18"/>
-          <w:pgSz w:w="11906" w:h="16838"/>
-          <w:pgMar w:top="1134" w:right="850" w:bottom="1134" w:left="1701" w:header="708" w:footer="708" w:gutter="0"/>
-          <w:cols w:space="720"/>
-          <w:docGrid w:linePitch="360"/>
-        </w:sectPr>
-      </w:pPr>
-      <w:r>
-        <w:t xml:space="preserve">Диаграмма классов C++-реализации приведена на рисунке 11 (на отдельной странице). Все структуры наследуются от абстрактного класса </w:t>
-      </w:r>
-      <w:r>
-        <w:lastRenderedPageBreak/>
-        <w:t>IContainer, который реализует интерфейс ISerializable; Stack, Queue и HashTable содержат объекты SinglyLinkedList (композиция). В Go вместо наследования используется интерфейс Container, который неявно реализуют все типы; отношения композиции те же.</w:t>
+      </w:pPr>
+      <w:r>
+        <w:t>Диаграмма классов C++-реализации приведена на рисунке 11. Все структуры наследуются от абстрактного класса IContainer, который реализует интерфейс ISerializable; Stack, Queue и HashTable содержат объекты SinglyLinkedList (композиция). В Go вместо наследования используется интерфейс Container, который неявно реализуют все типы; отношения композиции те же.</w:t>
       </w:r>
     </w:p>
     <w:p>
@@ -4239,10 +4664,9 @@
         <w:rPr>
           <w:noProof/>
         </w:rPr>
-        <w:lastRenderedPageBreak/>
         <w:drawing>
           <wp:inline distT="0" distB="0" distL="0" distR="0">
-            <wp:extent cx="7878000" cy="5580000"/>
+            <wp:extent cx="5940425" cy="6178042"/>
             <wp:effectExtent l="0" t="0" r="0" b="0"/>
             <wp:docPr id="10" name="uml.png" descr="Диаграмма классов" title="Диаграмма классов"/>
             <wp:cNvGraphicFramePr>
@@ -4267,7 +4691,7 @@
                   <pic:spPr bwMode="auto">
                     <a:xfrm>
                       <a:off x="0" y="0"/>
-                      <a:ext cx="7878000" cy="5580000"/>
+                      <a:ext cx="5940425" cy="6178042"/>
                     </a:xfrm>
                     <a:prstGeom prst="rect">
                       <a:avLst/>
@@ -4284,13 +4708,6 @@
       <w:pPr>
         <w:spacing w:after="200"/>
         <w:jc w:val="center"/>
-        <w:sectPr>
-          <w:footerReference w:type="default" r:id="rId20"/>
-          <w:pgSz w:w="16838" w:h="11906" w:orient="landscape"/>
-          <w:pgMar w:top="1134" w:right="850" w:bottom="1134" w:left="1134" w:header="708" w:footer="708" w:gutter="0"/>
-          <w:cols w:space="720"/>
-          <w:docGrid w:linePitch="360"/>
-        </w:sectPr>
       </w:pPr>
       <w:r>
         <w:t>Рисунок 11 – Диаграмма классов</w:t>
@@ -4302,7 +4719,7 @@
         <w:pageBreakBefore/>
         <w:spacing w:after="240"/>
       </w:pPr>
-      <w:bookmarkStart w:id="14" w:name="_Toc20"/>
+      <w:bookmarkStart w:id="14" w:name="_Toc244200741"/>
       <w:r>
         <w:lastRenderedPageBreak/>
         <w:t>Вывод</w:t>
@@ -4325,7 +4742,7 @@
         <w:pageBreakBefore/>
         <w:spacing w:after="240"/>
       </w:pPr>
-      <w:bookmarkStart w:id="15" w:name="_Toc21"/>
+      <w:bookmarkStart w:id="15" w:name="_Toc244200742"/>
       <w:r>
         <w:lastRenderedPageBreak/>
         <w:t>Приложение А</w:t>
@@ -4339,7 +4756,7 @@
         <w:jc w:val="both"/>
       </w:pPr>
       <w:r>
-        <w:t>Ссылка на Git-репозиторий: https://github.com/lesaulov7777-lab/Laba_3</w:t>
+        <w:t>Ссылка на Git-репозиторий (исходный код C++ и Go, тесты, HTML-отчёты о покрытии, UML-диаграммы): https://github.com/lesaulov7777-lab/Laba_3</w:t>
       </w:r>
     </w:p>
     <w:p>
@@ -4348,7 +4765,7 @@
         <w:pageBreakBefore/>
         <w:spacing w:after="240"/>
       </w:pPr>
-      <w:bookmarkStart w:id="16" w:name="_Toc22"/>
+      <w:bookmarkStart w:id="16" w:name="_Toc244200743"/>
       <w:r>
         <w:lastRenderedPageBreak/>
         <w:t>Список использованных источников</w:t>
@@ -4515,10 +4932,12 @@
       </w:r>
     </w:p>
     <w:sectPr>
+      <w:footerReference w:type="even" r:id="rId20"/>
       <w:footerReference w:type="default" r:id="rId21"/>
       <w:pgSz w:w="11906" w:h="16838"/>
       <w:pgMar w:top="1134" w:right="850" w:bottom="1134" w:left="1701" w:header="708" w:footer="708" w:gutter="0"/>
       <w:cols w:space="720"/>
+      <w:titlePg/>
       <w:docGrid w:linePitch="360"/>
     </w:sectPr>
   </w:body>
@@ -4546,138 +4965,118 @@
 
 <file path=word/footer1.xml><?xml version="1.0" encoding="utf-8"?>
 <w:ftr xmlns:wpc="http://schemas.microsoft.com/office/word/2010/wordprocessingCanvas" xmlns:cx="http://schemas.microsoft.com/office/drawing/2014/chartex" xmlns:cx1="http://schemas.microsoft.com/office/drawing/2015/9/8/chartex" xmlns:cx2="http://schemas.microsoft.com/office/drawing/2015/10/21/chartex" xmlns:cx3="http://schemas.microsoft.com/office/drawing/2016/5/9/chartex" xmlns:cx4="http://schemas.microsoft.com/office/drawing/2016/5/10/chartex" xmlns:cx5="http://schemas.microsoft.com/office/drawing/2016/5/11/chartex" xmlns:cx6="http://schemas.microsoft.com/office/drawing/2016/5/12/chartex" xmlns:cx7="http://schemas.microsoft.com/office/drawing/2016/5/13/chartex" xmlns:cx8="http://schemas.microsoft.com/office/drawing/2016/5/14/chartex" xmlns:mc="http://schemas.openxmlformats.org/markup-compatibility/2006" xmlns:aink="http://schemas.microsoft.com/office/drawing/2016/ink" xmlns:am3d="http://schemas.microsoft.com/office/drawing/2017/model3d" xmlns:o="urn:schemas-microsoft-com:office:office" xmlns:oel="http://schemas.microsoft.com/office/2019/extlst" xmlns:r="http://schemas.openxmlformats.org/officeDocument/2006/relationships" xmlns:m="http://schemas.openxmlformats.org/officeDocument/2006/math" xmlns:v="urn:schemas-microsoft-com:vml" xmlns:wp14="http://schemas.microsoft.com/office/word/2010/wordprocessingDrawing" xmlns:wp="http://schemas.openxmlformats.org/drawingml/2006/wordprocessingDrawing" xmlns:w10="urn:schemas-microsoft-com:office:word" xmlns:w="http://schemas.openxmlformats.org/wordprocessingml/2006/main" xmlns:w14="http://schemas.microsoft.com/office/word/2010/wordml" xmlns:w15="http://schemas.microsoft.com/office/word/2012/wordml" xmlns:w16cex="http://schemas.microsoft.com/office/word/2018/wordml/cex" xmlns:w16cid="http://schemas.microsoft.com/office/word/2016/wordml/cid" xmlns:w16="http://schemas.microsoft.com/office/word/2018/wordml" xmlns:w16du="http://schemas.microsoft.com/office/word/2023/wordml/word16du" xmlns:w16sdtdh="http://schemas.microsoft.com/office/word/2020/wordml/sdtdatahash" xmlns:w16sdtfl="http://schemas.microsoft.com/office/word/2024/wordml/sdtformatlock" xmlns:w16se="http://schemas.microsoft.com/office/word/2015/wordml/symex" xmlns:wpg="http://schemas.microsoft.com/office/word/2010/wordprocessingGroup" xmlns:wpi="http://schemas.microsoft.com/office/word/2010/wordprocessingInk" xmlns:wne="http://schemas.microsoft.com/office/word/2006/wordml" xmlns:wps="http://schemas.microsoft.com/office/word/2010/wordprocessingShape" mc:Ignorable="w14 w15 w16se w16cid w16 w16cex w16sdtdh w16sdtfl w16du wp14">
+  <w:sdt>
+    <w:sdtPr>
+      <w:rPr>
+        <w:rStyle w:val="af3"/>
+      </w:rPr>
+      <w:id w:val="946200010"/>
+      <w:docPartObj>
+        <w:docPartGallery w:val="Page Numbers (Bottom of Page)"/>
+        <w:docPartUnique/>
+      </w:docPartObj>
+    </w:sdtPr>
+    <w:sdtContent>
+      <w:p>
+        <w:pPr>
+          <w:pStyle w:val="af1"/>
+          <w:framePr w:wrap="none" w:vAnchor="text" w:hAnchor="margin" w:xAlign="center" w:y="1"/>
+          <w:rPr>
+            <w:rStyle w:val="af3"/>
+          </w:rPr>
+        </w:pPr>
+        <w:r>
+          <w:rPr>
+            <w:rStyle w:val="af3"/>
+          </w:rPr>
+          <w:fldChar w:fldCharType="begin"/>
+        </w:r>
+        <w:r>
+          <w:rPr>
+            <w:rStyle w:val="af3"/>
+          </w:rPr>
+          <w:instrText xml:space="preserve"> PAGE </w:instrText>
+        </w:r>
+        <w:r>
+          <w:rPr>
+            <w:rStyle w:val="af3"/>
+          </w:rPr>
+          <w:fldChar w:fldCharType="end"/>
+        </w:r>
+      </w:p>
+    </w:sdtContent>
+  </w:sdt>
   <w:p>
     <w:pPr>
-      <w:jc w:val="center"/>
+      <w:pStyle w:val="af1"/>
     </w:pPr>
-    <w:r>
-      <w:rPr>
-        <w:sz w:val="24"/>
-        <w:szCs w:val="24"/>
-      </w:rPr>
-      <w:fldChar w:fldCharType="begin"/>
-    </w:r>
-    <w:r>
-      <w:rPr>
-        <w:sz w:val="24"/>
-        <w:szCs w:val="24"/>
-      </w:rPr>
-      <w:instrText>PAGE</w:instrText>
-    </w:r>
-    <w:r>
-      <w:rPr>
-        <w:sz w:val="24"/>
-        <w:szCs w:val="24"/>
-      </w:rPr>
-      <w:fldChar w:fldCharType="separate"/>
-    </w:r>
-    <w:r>
-      <w:rPr>
-        <w:noProof/>
-        <w:sz w:val="24"/>
-        <w:szCs w:val="24"/>
-      </w:rPr>
-      <w:t>1</w:t>
-    </w:r>
-    <w:r>
-      <w:rPr>
-        <w:sz w:val="24"/>
-        <w:szCs w:val="24"/>
-      </w:rPr>
-      <w:fldChar w:fldCharType="end"/>
-    </w:r>
   </w:p>
 </w:ftr>
 </file>
 
 <file path=word/footer2.xml><?xml version="1.0" encoding="utf-8"?>
 <w:ftr xmlns:wpc="http://schemas.microsoft.com/office/word/2010/wordprocessingCanvas" xmlns:cx="http://schemas.microsoft.com/office/drawing/2014/chartex" xmlns:cx1="http://schemas.microsoft.com/office/drawing/2015/9/8/chartex" xmlns:cx2="http://schemas.microsoft.com/office/drawing/2015/10/21/chartex" xmlns:cx3="http://schemas.microsoft.com/office/drawing/2016/5/9/chartex" xmlns:cx4="http://schemas.microsoft.com/office/drawing/2016/5/10/chartex" xmlns:cx5="http://schemas.microsoft.com/office/drawing/2016/5/11/chartex" xmlns:cx6="http://schemas.microsoft.com/office/drawing/2016/5/12/chartex" xmlns:cx7="http://schemas.microsoft.com/office/drawing/2016/5/13/chartex" xmlns:cx8="http://schemas.microsoft.com/office/drawing/2016/5/14/chartex" xmlns:mc="http://schemas.openxmlformats.org/markup-compatibility/2006" xmlns:aink="http://schemas.microsoft.com/office/drawing/2016/ink" xmlns:am3d="http://schemas.microsoft.com/office/drawing/2017/model3d" xmlns:o="urn:schemas-microsoft-com:office:office" xmlns:oel="http://schemas.microsoft.com/office/2019/extlst" xmlns:r="http://schemas.openxmlformats.org/officeDocument/2006/relationships" xmlns:m="http://schemas.openxmlformats.org/officeDocument/2006/math" xmlns:v="urn:schemas-microsoft-com:vml" xmlns:wp14="http://schemas.microsoft.com/office/word/2010/wordprocessingDrawing" xmlns:wp="http://schemas.openxmlformats.org/drawingml/2006/wordprocessingDrawing" xmlns:w10="urn:schemas-microsoft-com:office:word" xmlns:w="http://schemas.openxmlformats.org/wordprocessingml/2006/main" xmlns:w14="http://schemas.microsoft.com/office/word/2010/wordml" xmlns:w15="http://schemas.microsoft.com/office/word/2012/wordml" xmlns:w16cex="http://schemas.microsoft.com/office/word/2018/wordml/cex" xmlns:w16cid="http://schemas.microsoft.com/office/word/2016/wordml/cid" xmlns:w16="http://schemas.microsoft.com/office/word/2018/wordml" xmlns:w16du="http://schemas.microsoft.com/office/word/2023/wordml/word16du" xmlns:w16sdtdh="http://schemas.microsoft.com/office/word/2020/wordml/sdtdatahash" xmlns:w16sdtfl="http://schemas.microsoft.com/office/word/2024/wordml/sdtformatlock" xmlns:w16se="http://schemas.microsoft.com/office/word/2015/wordml/symex" xmlns:wpg="http://schemas.microsoft.com/office/word/2010/wordprocessingGroup" xmlns:wpi="http://schemas.microsoft.com/office/word/2010/wordprocessingInk" xmlns:wne="http://schemas.microsoft.com/office/word/2006/wordml" xmlns:wps="http://schemas.microsoft.com/office/word/2010/wordprocessingShape" mc:Ignorable="w14 w15 w16se w16cid w16 w16cex w16sdtdh w16sdtfl w16du wp14">
+  <w:sdt>
+    <w:sdtPr>
+      <w:rPr>
+        <w:rStyle w:val="af3"/>
+      </w:rPr>
+      <w:id w:val="-364901814"/>
+      <w:docPartObj>
+        <w:docPartGallery w:val="Page Numbers (Bottom of Page)"/>
+        <w:docPartUnique/>
+      </w:docPartObj>
+    </w:sdtPr>
+    <w:sdtContent>
+      <w:p>
+        <w:pPr>
+          <w:pStyle w:val="af1"/>
+          <w:framePr w:wrap="none" w:vAnchor="text" w:hAnchor="margin" w:xAlign="center" w:y="1"/>
+          <w:rPr>
+            <w:rStyle w:val="af3"/>
+          </w:rPr>
+        </w:pPr>
+        <w:r>
+          <w:rPr>
+            <w:rStyle w:val="af3"/>
+          </w:rPr>
+          <w:fldChar w:fldCharType="begin"/>
+        </w:r>
+        <w:r>
+          <w:rPr>
+            <w:rStyle w:val="af3"/>
+          </w:rPr>
+          <w:instrText xml:space="preserve"> PAGE </w:instrText>
+        </w:r>
+        <w:r>
+          <w:rPr>
+            <w:rStyle w:val="af3"/>
+          </w:rPr>
+          <w:fldChar w:fldCharType="separate"/>
+        </w:r>
+        <w:r>
+          <w:rPr>
+            <w:rStyle w:val="af3"/>
+            <w:noProof/>
+          </w:rPr>
+          <w:t>1</w:t>
+        </w:r>
+        <w:r>
+          <w:rPr>
+            <w:rStyle w:val="af3"/>
+          </w:rPr>
+          <w:fldChar w:fldCharType="end"/>
+        </w:r>
+      </w:p>
+    </w:sdtContent>
+  </w:sdt>
   <w:p>
     <w:pPr>
       <w:jc w:val="center"/>
+      <w:rPr>
+        <w:lang w:val="en-US"/>
+      </w:rPr>
     </w:pPr>
-    <w:r>
-      <w:rPr>
-        <w:sz w:val="24"/>
-        <w:szCs w:val="24"/>
-      </w:rPr>
-      <w:fldChar w:fldCharType="begin"/>
-    </w:r>
-    <w:r>
-      <w:rPr>
-        <w:sz w:val="24"/>
-        <w:szCs w:val="24"/>
-      </w:rPr>
-      <w:instrText>PAGE</w:instrText>
-    </w:r>
-    <w:r>
-      <w:rPr>
-        <w:sz w:val="24"/>
-        <w:szCs w:val="24"/>
-      </w:rPr>
-      <w:fldChar w:fldCharType="separate"/>
-    </w:r>
-    <w:r>
-      <w:rPr>
-        <w:noProof/>
-        <w:sz w:val="24"/>
-        <w:szCs w:val="24"/>
-      </w:rPr>
-      <w:t>17</w:t>
-    </w:r>
-    <w:r>
-      <w:rPr>
-        <w:sz w:val="24"/>
-        <w:szCs w:val="24"/>
-      </w:rPr>
-      <w:fldChar w:fldCharType="end"/>
-    </w:r>
-  </w:p>
-</w:ftr>
-</file>
-
-<file path=word/footer3.xml><?xml version="1.0" encoding="utf-8"?>
-<w:ftr xmlns:wpc="http://schemas.microsoft.com/office/word/2010/wordprocessingCanvas" xmlns:cx="http://schemas.microsoft.com/office/drawing/2014/chartex" xmlns:cx1="http://schemas.microsoft.com/office/drawing/2015/9/8/chartex" xmlns:cx2="http://schemas.microsoft.com/office/drawing/2015/10/21/chartex" xmlns:cx3="http://schemas.microsoft.com/office/drawing/2016/5/9/chartex" xmlns:cx4="http://schemas.microsoft.com/office/drawing/2016/5/10/chartex" xmlns:cx5="http://schemas.microsoft.com/office/drawing/2016/5/11/chartex" xmlns:cx6="http://schemas.microsoft.com/office/drawing/2016/5/12/chartex" xmlns:cx7="http://schemas.microsoft.com/office/drawing/2016/5/13/chartex" xmlns:cx8="http://schemas.microsoft.com/office/drawing/2016/5/14/chartex" xmlns:mc="http://schemas.openxmlformats.org/markup-compatibility/2006" xmlns:aink="http://schemas.microsoft.com/office/drawing/2016/ink" xmlns:am3d="http://schemas.microsoft.com/office/drawing/2017/model3d" xmlns:o="urn:schemas-microsoft-com:office:office" xmlns:oel="http://schemas.microsoft.com/office/2019/extlst" xmlns:r="http://schemas.openxmlformats.org/officeDocument/2006/relationships" xmlns:m="http://schemas.openxmlformats.org/officeDocument/2006/math" xmlns:v="urn:schemas-microsoft-com:vml" xmlns:wp14="http://schemas.microsoft.com/office/word/2010/wordprocessingDrawing" xmlns:wp="http://schemas.openxmlformats.org/drawingml/2006/wordprocessingDrawing" xmlns:w10="urn:schemas-microsoft-com:office:word" xmlns:w="http://schemas.openxmlformats.org/wordprocessingml/2006/main" xmlns:w14="http://schemas.microsoft.com/office/word/2010/wordml" xmlns:w15="http://schemas.microsoft.com/office/word/2012/wordml" xmlns:w16cex="http://schemas.microsoft.com/office/word/2018/wordml/cex" xmlns:w16cid="http://schemas.microsoft.com/office/word/2016/wordml/cid" xmlns:w16="http://schemas.microsoft.com/office/word/2018/wordml" xmlns:w16du="http://schemas.microsoft.com/office/word/2023/wordml/word16du" xmlns:w16sdtdh="http://schemas.microsoft.com/office/word/2020/wordml/sdtdatahash" xmlns:w16sdtfl="http://schemas.microsoft.com/office/word/2024/wordml/sdtformatlock" xmlns:w16se="http://schemas.microsoft.com/office/word/2015/wordml/symex" xmlns:wpg="http://schemas.microsoft.com/office/word/2010/wordprocessingGroup" xmlns:wpi="http://schemas.microsoft.com/office/word/2010/wordprocessingInk" xmlns:wne="http://schemas.microsoft.com/office/word/2006/wordml" xmlns:wps="http://schemas.microsoft.com/office/word/2010/wordprocessingShape" mc:Ignorable="w14 w15 w16se w16cid w16 w16cex w16sdtdh w16sdtfl w16du wp14">
-  <w:p>
-    <w:pPr>
-      <w:jc w:val="center"/>
-    </w:pPr>
-    <w:r>
-      <w:rPr>
-        <w:sz w:val="24"/>
-        <w:szCs w:val="24"/>
-      </w:rPr>
-      <w:fldChar w:fldCharType="begin"/>
-    </w:r>
-    <w:r>
-      <w:rPr>
-        <w:sz w:val="24"/>
-        <w:szCs w:val="24"/>
-      </w:rPr>
-      <w:instrText>PAGE</w:instrText>
-    </w:r>
-    <w:r>
-      <w:rPr>
-        <w:sz w:val="24"/>
-        <w:szCs w:val="24"/>
-      </w:rPr>
-      <w:fldChar w:fldCharType="separate"/>
-    </w:r>
-    <w:r>
-      <w:rPr>
-        <w:noProof/>
-        <w:sz w:val="24"/>
-        <w:szCs w:val="24"/>
-      </w:rPr>
-      <w:t>19</w:t>
-    </w:r>
-    <w:r>
-      <w:rPr>
-        <w:sz w:val="24"/>
-        <w:szCs w:val="24"/>
-      </w:rPr>
-      <w:fldChar w:fldCharType="end"/>
-    </w:r>
   </w:p>
 </w:ftr>
 </file>
@@ -5294,7 +5693,7 @@
       <w:outlineLvl w:val="2"/>
     </w:pPr>
     <w:rPr>
-      <w:color w:val="1F4D78"/>
+      <w:color w:val="000000"/>
       <w:sz w:val="24"/>
       <w:szCs w:val="24"/>
     </w:rPr>
@@ -5313,7 +5712,7 @@
     <w:rPr>
       <w:i/>
       <w:iCs/>
-      <w:color w:val="2E74B5"/>
+      <w:color w:val="000000"/>
     </w:rPr>
   </w:style>
   <w:style w:type="paragraph" w:styleId="5">
@@ -5328,7 +5727,7 @@
       <w:outlineLvl w:val="4"/>
     </w:pPr>
     <w:rPr>
-      <w:color w:val="2E74B5"/>
+      <w:color w:val="000000"/>
     </w:rPr>
   </w:style>
   <w:style w:type="paragraph" w:styleId="6">
@@ -5343,7 +5742,7 @@
       <w:outlineLvl w:val="5"/>
     </w:pPr>
     <w:rPr>
-      <w:color w:val="1F4D78"/>
+      <w:color w:val="000000"/>
     </w:rPr>
   </w:style>
   <w:style w:type="character" w:default="1" w:styleId="a0">
@@ -5430,7 +5829,6 @@
     <w:basedOn w:val="a"/>
     <w:next w:val="a"/>
     <w:uiPriority w:val="39"/>
-    <w:semiHidden/>
     <w:unhideWhenUsed/>
     <w:pPr>
       <w:spacing w:after="100"/>
@@ -5441,7 +5839,6 @@
     <w:basedOn w:val="a"/>
     <w:next w:val="a"/>
     <w:uiPriority w:val="39"/>
-    <w:semiHidden/>
     <w:unhideWhenUsed/>
     <w:pPr>
       <w:spacing w:after="100"/>
@@ -5610,6 +6007,56 @@
     <w:uiPriority w:val="99"/>
     <w:semiHidden/>
     <w:unhideWhenUsed/>
+  </w:style>
+  <w:style w:type="paragraph" w:styleId="af">
+    <w:name w:val="header"/>
+    <w:basedOn w:val="a"/>
+    <w:link w:val="af0"/>
+    <w:uiPriority w:val="99"/>
+    <w:unhideWhenUsed/>
+    <w:rsid w:val="008866BA"/>
+    <w:pPr>
+      <w:tabs>
+        <w:tab w:val="center" w:pos="4677"/>
+        <w:tab w:val="right" w:pos="9355"/>
+      </w:tabs>
+    </w:pPr>
+  </w:style>
+  <w:style w:type="character" w:customStyle="1" w:styleId="af0">
+    <w:name w:val="Верхний колонтитул Знак"/>
+    <w:basedOn w:val="a0"/>
+    <w:link w:val="af"/>
+    <w:uiPriority w:val="99"/>
+    <w:rsid w:val="008866BA"/>
+  </w:style>
+  <w:style w:type="paragraph" w:styleId="af1">
+    <w:name w:val="footer"/>
+    <w:basedOn w:val="a"/>
+    <w:link w:val="af2"/>
+    <w:uiPriority w:val="99"/>
+    <w:unhideWhenUsed/>
+    <w:rsid w:val="008866BA"/>
+    <w:pPr>
+      <w:tabs>
+        <w:tab w:val="center" w:pos="4677"/>
+        <w:tab w:val="right" w:pos="9355"/>
+      </w:tabs>
+    </w:pPr>
+  </w:style>
+  <w:style w:type="character" w:customStyle="1" w:styleId="af2">
+    <w:name w:val="Нижний колонтитул Знак"/>
+    <w:basedOn w:val="a0"/>
+    <w:link w:val="af1"/>
+    <w:uiPriority w:val="99"/>
+    <w:rsid w:val="008866BA"/>
+  </w:style>
+  <w:style w:type="character" w:styleId="af3">
+    <w:name w:val="page number"/>
+    <w:basedOn w:val="a0"/>
+    <w:uiPriority w:val="99"/>
+    <w:semiHidden/>
+    <w:unhideWhenUsed/>
+    <w:rsid w:val="00C97B98"/>
   </w:style>
 </w:styles>
 </file>
@@ -5902,4 +6349,16 @@
   <a:objectDefaults/>
   <a:extraClrSchemeLst/>
 </a:theme>
+</file>
+
+<file path=customXml/item1.xml><?xml version="1.0" encoding="utf-8"?>
+<b:Sources xmlns:b="http://schemas.openxmlformats.org/officeDocument/2006/bibliography" xmlns="http://schemas.openxmlformats.org/officeDocument/2006/bibliography" SelectedStyle="/APASixthEditionOfficeOnline.xsl" StyleName="APA" Version="6"/>
+</file>
+
+<file path=customXml/itemProps1.xml><?xml version="1.0" encoding="utf-8"?>
+<ds:datastoreItem xmlns:ds="http://schemas.openxmlformats.org/officeDocument/2006/customXml" ds:itemID="{E3BA104F-3819-7E48-ABFA-498DD8329519}">
+  <ds:schemaRefs>
+    <ds:schemaRef ds:uri="http://schemas.openxmlformats.org/officeDocument/2006/bibliography"/>
+  </ds:schemaRefs>
+</ds:datastoreItem>
 </file>